--- a/v1/resume/Resume_Pratik_Dimble_2026.docx
+++ b/v1/resume/Resume_Pratik_Dimble_2026.docx
@@ -72,24 +72,14 @@
         <w:rPr/>
         <w:t xml:space="preserve"> | </w:t>
       </w:r>
-      <w:r>
-        <w:fldChar w:fldCharType="begin"/>
-      </w:r>
-      <w:r>
-        <w:instrText xml:space="preserve">HYPERLINK "https:// www.linkedin.com/in/pratik-dimble" </w:instrText>
-      </w:r>
-      <w:r>
-        <w:fldChar w:fldCharType="separate"/>
-      </w:r>
-      <w:r>
-        <w:rPr>
-          <w:rStyle w:val="Hyperlink"/>
-        </w:rPr>
-        <w:t>LinkedIn</w:t>
-      </w:r>
-      <w:r>
-        <w:fldChar w:fldCharType="end"/>
-      </w:r>
+      <w:hyperlink r:id="R4917f0f1b823472e">
+        <w:r>
+          <w:rPr>
+            <w:rStyle w:val="Hyperlink"/>
+          </w:rPr>
+          <w:t>LinkedIn</w:t>
+        </w:r>
+      </w:hyperlink>
       <w:r>
         <w:rPr/>
         <w:t xml:space="preserve"> |</w:t>
@@ -98,7 +88,7 @@
         <w:rPr/>
         <w:t xml:space="preserve"> </w:t>
       </w:r>
-      <w:hyperlink r:id="R563ea9d117564dbf">
+      <w:hyperlink r:id="Rc871efb0bc6745b2">
         <w:r>
           <w:rPr>
             <w:rStyle w:val="Hyperlink"/>
@@ -115,7 +105,7 @@
         </w:rPr>
         <w:t xml:space="preserve"> | </w:t>
       </w:r>
-      <w:hyperlink r:id="R0dd11cc7e8fd46f6">
+      <w:hyperlink r:id="Rd12f8bf8924a4268">
         <w:r>
           <w:rPr>
             <w:rStyle w:val="Hyperlink"/>

--- a/v1/resume/Resume_Pratik_Dimble_2026.docx
+++ b/v1/resume/Resume_Pratik_Dimble_2026.docx
@@ -72,7 +72,7 @@
         <w:rPr/>
         <w:t xml:space="preserve"> | </w:t>
       </w:r>
-      <w:hyperlink r:id="R4917f0f1b823472e">
+      <w:hyperlink r:id="R4d13600816974de2">
         <w:r>
           <w:rPr>
             <w:rStyle w:val="Hyperlink"/>
@@ -88,7 +88,7 @@
         <w:rPr/>
         <w:t xml:space="preserve"> </w:t>
       </w:r>
-      <w:hyperlink r:id="Rc871efb0bc6745b2">
+      <w:hyperlink r:id="Rcd2df9b73f664eb7">
         <w:r>
           <w:rPr>
             <w:rStyle w:val="Hyperlink"/>
@@ -105,7 +105,7 @@
         </w:rPr>
         <w:t xml:space="preserve"> | </w:t>
       </w:r>
-      <w:hyperlink r:id="Rd12f8bf8924a4268">
+      <w:hyperlink r:id="R9bc4f189a93948ea">
         <w:r>
           <w:rPr>
             <w:rStyle w:val="Hyperlink"/>
@@ -844,7 +844,7 @@
       </w:r>
       <w:r>
         <w:rPr/>
-        <w:t xml:space="preserve">August </w:t>
+        <w:t xml:space="preserve">Aug </w:t>
       </w:r>
       <w:r>
         <w:rPr/>
@@ -853,6 +853,53 @@
       <w:r>
         <w:rPr/>
         <w:t>23</w:t>
+      </w:r>
+      <w:r>
+        <w:rPr/>
+        <w:t xml:space="preserve"> &amp;</w:t>
+      </w:r>
+      <w:r>
+        <w:br/>
+      </w:r>
+      <w:r>
+        <w:tab/>
+      </w:r>
+      <w:r>
+        <w:tab/>
+      </w:r>
+      <w:r>
+        <w:tab/>
+      </w:r>
+      <w:r>
+        <w:tab/>
+      </w:r>
+      <w:r>
+        <w:tab/>
+      </w:r>
+      <w:r>
+        <w:tab/>
+      </w:r>
+      <w:r>
+        <w:tab/>
+      </w:r>
+      <w:r>
+        <w:tab/>
+      </w:r>
+      <w:r>
+        <w:rPr/>
+        <w:t xml:space="preserve">     </w:t>
+      </w:r>
+      <w:r>
+        <w:rPr/>
+        <w:t xml:space="preserve"> JUN 2018 – OCT</w:t>
+      </w:r>
+      <w:r>
+        <w:rPr/>
+        <w:t xml:space="preserve"> </w:t>
+      </w:r>
+      <w:r>
+        <w:rPr/>
+        <w:t>2020</w:t>
       </w:r>
     </w:p>
     <w:p>
